--- a/P3/Monitoring i observability PostgreSQL.docx
+++ b/P3/Monitoring i observability PostgreSQL.docx
@@ -124,27 +124,7 @@
                 <w:sz w:val="32"/>
                 <w:szCs w:val="32"/>
               </w:rPr>
-              <w:t>Univerzitet u Ni</w:t>
-            </w:r>
-            <w:r>
-              <w:rPr>
-                <w:rFonts w:ascii="Arial" w:hAnsi="Arial" w:cs="Arial"/>
-                <w:b w:val="0"/>
-                <w:bCs w:val="0"/>
-                <w:sz w:val="32"/>
-                <w:szCs w:val="32"/>
-              </w:rPr>
-              <w:t>š</w:t>
-            </w:r>
-            <w:r>
-              <w:rPr>
-                <w:rFonts w:ascii="Arial" w:hAnsi="Arial" w:cs="Arial"/>
-                <w:b w:val="0"/>
-                <w:bCs w:val="0"/>
-                <w:sz w:val="32"/>
-                <w:szCs w:val="32"/>
-              </w:rPr>
-              <w:t>u</w:t>
+              <w:t>Univerzitet u Nišu</w:t>
             </w:r>
           </w:p>
           <w:p>
@@ -189,7 +169,7 @@
                 <w:noProof/>
               </w:rPr>
               <w:drawing>
-                <wp:inline distT="0" distB="0" distL="0" distR="0" wp14:anchorId="4FC93BE4" wp14:editId="7C1D67A1">
+                <wp:inline distT="0" distB="0" distL="0" distR="0" wp14:anchorId="4FC93BE4" wp14:editId="3641092E">
                   <wp:extent cx="1196975" cy="1153886"/>
                   <wp:effectExtent l="0" t="0" r="3175" b="8255"/>
                   <wp:docPr id="169219563" name="Picture 10"/>
@@ -3425,7 +3405,7 @@
         <w:jc w:val="both"/>
       </w:pPr>
       <w:r>
-        <w:t>Grafana predstavlja sloj za vizualizaciju koji se povezuje na Prometheus (ili druge izvore podataka) i omogućava izradu interaktivnih dashboard-a sa grafikonima, tabelama i alarmima. Za PostgreSQL/postgres_exporter kombinaciju postoje i gotovi, javno dostupni dashboard šabloni koje je moguće uvesti i odmah dobiti pregled ključnih metrika opisanih u poglavlju 4.</w:t>
+        <w:t>Grafana predstavlja sloj za vizualizaciju koji se povezuje na Prometheus (ili druge izvore podataka) i omogućava izradu interaktivnih dashboard-a sa grafikonima, tabelama i alarmima. Za PostgreSQL/postgres_exporter kombinaciju postoje i gotovi, javno dostupni dashboard šabloni koje je moguće uvesti i odmah dobiti pregled ključnih metrika.</w:t>
       </w:r>
     </w:p>
     <w:p>
@@ -3514,12 +3494,6 @@
         <w:gridCol w:w="4465"/>
       </w:tblGrid>
       <w:tr>
-        <w:tblPrEx>
-          <w:tblCellMar>
-            <w:top w:w="0" w:type="dxa"/>
-            <w:bottom w:w="0" w:type="dxa"/>
-          </w:tblCellMar>
-        </w:tblPrEx>
         <w:trPr>
           <w:tblHeader/>
         </w:trPr>
@@ -3570,12 +3544,6 @@
         </w:tc>
       </w:tr>
       <w:tr>
-        <w:tblPrEx>
-          <w:tblCellMar>
-            <w:top w:w="0" w:type="dxa"/>
-            <w:bottom w:w="0" w:type="dxa"/>
-          </w:tblCellMar>
-        </w:tblPrEx>
         <w:tc>
           <w:tcPr>
             <w:tcW w:w="2400" w:type="dxa"/>
@@ -3608,12 +3576,6 @@
         </w:tc>
       </w:tr>
       <w:tr>
-        <w:tblPrEx>
-          <w:tblCellMar>
-            <w:top w:w="0" w:type="dxa"/>
-            <w:bottom w:w="0" w:type="dxa"/>
-          </w:tblCellMar>
-        </w:tblPrEx>
         <w:tc>
           <w:tcPr>
             <w:tcW w:w="2400" w:type="dxa"/>
@@ -3646,12 +3608,6 @@
         </w:tc>
       </w:tr>
       <w:tr>
-        <w:tblPrEx>
-          <w:tblCellMar>
-            <w:top w:w="0" w:type="dxa"/>
-            <w:bottom w:w="0" w:type="dxa"/>
-          </w:tblCellMar>
-        </w:tblPrEx>
         <w:tc>
           <w:tcPr>
             <w:tcW w:w="2400" w:type="dxa"/>
@@ -3684,12 +3640,6 @@
         </w:tc>
       </w:tr>
       <w:tr>
-        <w:tblPrEx>
-          <w:tblCellMar>
-            <w:top w:w="0" w:type="dxa"/>
-            <w:bottom w:w="0" w:type="dxa"/>
-          </w:tblCellMar>
-        </w:tblPrEx>
         <w:tc>
           <w:tcPr>
             <w:tcW w:w="2400" w:type="dxa"/>
@@ -4070,12 +4020,6 @@
         <w:gridCol w:w="2289"/>
       </w:tblGrid>
       <w:tr>
-        <w:tblPrEx>
-          <w:tblCellMar>
-            <w:top w:w="0" w:type="dxa"/>
-            <w:bottom w:w="0" w:type="dxa"/>
-          </w:tblCellMar>
-        </w:tblPrEx>
         <w:trPr>
           <w:tblHeader/>
         </w:trPr>
@@ -4141,12 +4085,6 @@
         </w:tc>
       </w:tr>
       <w:tr>
-        <w:tblPrEx>
-          <w:tblCellMar>
-            <w:top w:w="0" w:type="dxa"/>
-            <w:bottom w:w="0" w:type="dxa"/>
-          </w:tblCellMar>
-        </w:tblPrEx>
         <w:tc>
           <w:tcPr>
             <w:tcW w:w="3200" w:type="dxa"/>
@@ -4185,12 +4123,6 @@
         </w:tc>
       </w:tr>
       <w:tr>
-        <w:tblPrEx>
-          <w:tblCellMar>
-            <w:top w:w="0" w:type="dxa"/>
-            <w:bottom w:w="0" w:type="dxa"/>
-          </w:tblCellMar>
-        </w:tblPrEx>
         <w:tc>
           <w:tcPr>
             <w:tcW w:w="3200" w:type="dxa"/>
@@ -4233,12 +4165,6 @@
         </w:tc>
       </w:tr>
       <w:tr>
-        <w:tblPrEx>
-          <w:tblCellMar>
-            <w:top w:w="0" w:type="dxa"/>
-            <w:bottom w:w="0" w:type="dxa"/>
-          </w:tblCellMar>
-        </w:tblPrEx>
         <w:tc>
           <w:tcPr>
             <w:tcW w:w="3200" w:type="dxa"/>
@@ -4281,12 +4207,6 @@
         </w:tc>
       </w:tr>
       <w:tr>
-        <w:tblPrEx>
-          <w:tblCellMar>
-            <w:top w:w="0" w:type="dxa"/>
-            <w:bottom w:w="0" w:type="dxa"/>
-          </w:tblCellMar>
-        </w:tblPrEx>
         <w:tc>
           <w:tcPr>
             <w:tcW w:w="3200" w:type="dxa"/>

--- a/P3/Monitoring i observability PostgreSQL.docx
+++ b/P3/Monitoring i observability PostgreSQL.docx
@@ -169,7 +169,7 @@
                 <w:noProof/>
               </w:rPr>
               <w:drawing>
-                <wp:inline distT="0" distB="0" distL="0" distR="0" wp14:anchorId="4FC93BE4" wp14:editId="3641092E">
+                <wp:inline distT="0" distB="0" distL="0" distR="0" wp14:anchorId="4FC93BE4" wp14:editId="2B565365">
                   <wp:extent cx="1196975" cy="1153886"/>
                   <wp:effectExtent l="0" t="0" r="3175" b="8255"/>
                   <wp:docPr id="169219563" name="Picture 10"/>
@@ -2646,7 +2646,19 @@
         <w:jc w:val="both"/>
       </w:pPr>
       <w:r>
-        <w:t>Savremeni informacioni sistemi sve više zavise od baza podataka koje rade pod velikim opterećenjem, u distribuiranim i oblak (cloud) okruženjima, gde otkaz ili degradacija performansi mogu imati direktne poslovne posledice. U takvim uslovima, sposobnost administratora i inženjera da u realnom vremenu prate stanje sistema, uoče anomalije i reaguju pre nego što problem eskalira, postaje jednako važna kao i sâmo projektovanje šeme baze podataka ili strategija particionisanja i replikacije. Ova oblast se naziva monitoring i observability (opservabilnost) sistema baza podataka.</w:t>
+        <w:t>Savremeni informacioni sistemi sve više zavise od baza podataka koje rade pod velikim opterećenjem, u distribuiranim i oblak (cloud) okruženjima, gde otkaz ili degradacija performansi mogu imati direktne poslovne posledice. U takvim uslovima, sposobnost administratora i inženjera da u realnom vremenu prate stanje sistema, uoče anomalije i reaguju pre nego što problem eskalira, postaje jednako važna kao i s</w:t>
+      </w:r>
+      <w:r>
+        <w:t>a</w:t>
+      </w:r>
+      <w:r>
+        <w:t>mo projektovanje šeme baze podataka ili strategija particionisanja i replikacije. Ova oblast se naziva monitoring i observability</w:t>
+      </w:r>
+      <w:r>
+        <w:t xml:space="preserve"> </w:t>
+      </w:r>
+      <w:r>
+        <w:t>sistema baza podataka.</w:t>
       </w:r>
     </w:p>
     <w:p>
